--- a/validation/bakuzis_stress_v2/release_20261029/report/2026-10-29_fvs-modern-catalog-report_DRAFT.docx
+++ b/validation/bakuzis_stress_v2/release_20261029/report/2026-10-29_fvs-modern-catalog-report_DRAFT.docx
@@ -40,7 +40,7 @@
     </w:p>
     <w:p>
       <w:r>
-        <w:t>fvs-modern can run every Forest Vegetation Simulator (FVS) variant with either the variant's native mortality or GOMPIT crown closure survival, and with either the fvs-modern default parameters or a Bayesian calibrated maximum a posteriori (MAP) set. A user needs to know which of those four combinations stays biologically plausible over the horizons FVS is used for. This report describes a configuration catalog that answers that question per variant from evidence, the pre-registered rule behind it, the red team repairs that changed it, the stress test run after it shipped, and the selector that reads it. For each of 18 variants, up to 300 FIA plots were projected 100 years under all four arms and gated on the FIA fitting envelope (the plot level basal area p99.9 and the stand density index p99.9), on Reineke self-thinning, and on a stocking lower bound. Seven variants have at least one admissible fvs-modern arm (ACD, BM, CS, LS, NE, SN, WS) and eleven do not (CA, CI, CR, EC, EM, IE, PN, SO, TT, UT, WC), nearly all on the self-thinning axis alone. A stress test of 144 alternative rules and 500 stand bootstraps changed none of the 72 arm verdicts; eight admissible and eight not-admissible arms are fragile, and the catalog carries that label. The catalog, the gate table, the scripts, and the per variant Bakuzis scorecards are on the fvs-modern main branch (commit 1a520f5e) and in the Zenodo record that accompanies this report.</w:t>
+        <w:t>fvs-modern can run every Forest Vegetation Simulator (FVS) variant with either the variant's native mortality or GOMPIT crown closure survival, and with either the fvs-modern default parameters or a Bayesian calibrated maximum a posteriori (MAP) set. A user needs to know which of those four combinations stays biologically plausible over the horizons FVS is used for. This report describes a configuration catalog that answers that question per variant from evidence, the pre-registered rule behind it, the red team repairs that changed it, the stress test run after it shipped, and the selector that reads it. For each of 18 variants, up to 300 FIA plots (4,748 stands in all) were projected 100 years under all four arms and gated on the FIA fitting envelope (the plot level basal area p99.9 and the stand density index p99.9), on Reineke self-thinning, and on a stocking lower bound. Seven variants have at least one admissible fvs-modern arm (ACD, BM, CS, LS, NE, SN, WS) and eleven do not (CA, CI, CR, EC, EM, IE, PN, SO, TT, UT, WC), nearly all on the self-thinning axis alone. A stress test of 144 alternative rules and 500 stand bootstraps changed none of the 72 arm verdicts; eight admissible and eight not-admissible arms are fragile, and the catalog carries that label. The catalog was regenerated on the evening of October 29 after the cause of the year zero seeding failures was found in the stand generator (FIA live records with a null TPA_UNADJ had been filled with 6.0 trees per acre); every sampled stand now passes the year zero gate and no verdict changed, so this report describes the regenerated catalog (version 1.1.0 of the Zenodo record). The catalog, the gate table, the scripts, and the per variant Bakuzis scorecards are on the fvs-modern main branch (commit 1a520f5e) and in the Zenodo record that accompanies this report.</w:t>
       </w:r>
     </w:p>
     <w:p>
@@ -78,7 +78,7 @@
     </w:p>
     <w:p>
       <w:r>
-        <w:t>The sample frame is the plot level roll up of the CONUS remeasurement pairs file used to fit the fvs-conus projector, which assigns each plot to an FVS variant. Up to 300 plots per variant were drawn with a fixed seed (17 variants carry plots; PN has 38, CA and TT 142, WC 226, the rest 300). The Acadian variant has no assignment in that file and uses the Northeast plots in Maine, New Hampshire and Vermont, which is an assumption the catalog states. Five variants with no plots in the frame (AK, KT, NC, OC and OP) are reported as not evaluated rather than filled from another source. Each plot's first measurement condition was written to FVS stand and tree initialization tables with the public FIA coordinate, the condition's site species and the variant's Forest Service region. Trees are those of the sampled condition expanded to the condition acre by CONDPROP_UNADJ, which is the definition of the FIA live basal area the gates compare against, and species the compiled variant does not carry are relabelled to its other softwood or other hardwood code as FVS itself does on input. A year zero gate records whether each stand entered the engine within 20 percent of its FIA live basal area; only stands that pass enter the gates. That gate passes 95 to 100 percent of stands in 15 variants, 89 percent in LS, 78 in CS and 54 in SN, where the failing stands enter above their FIA basal area at a median of 1.46 times with the input verified, an engine side year zero effect that remains open. The catalog rests on 4,485 seed passing stands.</w:t>
+        <w:t>The sample frame is the plot level roll up of the CONUS remeasurement pairs file used to fit the fvs-conus projector, which assigns each plot to an FVS variant. Up to 300 plots per variant were drawn with a fixed seed (17 variants carry plots; PN has 38, CA and TT 142, WC 226, the rest 300). The Acadian variant has no assignment in that file and uses the Northeast plots in Maine, New Hampshire and Vermont, which is an assumption the catalog states. Five variants with no plots in the frame (AK, KT, NC, OC and OP) are reported as not evaluated rather than filled from another source. Each plot's first measurement condition was written to FVS stand and tree initialization tables with the public FIA coordinate, the condition's site species and the variant's Forest Service region. Trees are those of the sampled condition expanded to the condition acre by CONDPROP_UNADJ, which is the definition of the FIA live basal area the gates compare against, and species the compiled variant does not carry are relabelled to its other softwood or other hardwood code as FVS itself does on input. A year zero gate records whether each stand entered the engine within 20 percent of its FIA live basal area (or within 1 ft² ac⁻¹ for the few stands too sparse for a relative tolerance); only stands that pass enter the gates. In the first catalog that gate failed 263 stands, nearly all eastern, which entered above their FIA basal area at a median of 1.46 times. The cause was found on October 29: FIA live tree records with a null TPA_UNADJ (periodic to annual growth, removal and mortality trees on legacy subplot numbers, 2002 to 2008 plots), which carry no area expansion and contribute nothing to BALIVE, were filled with 6.0 trees per acre by the stand generator and entered the engine as real trees. Single cycle runs showed the engine reproducing its input exactly, so the excess was in the input. The generator now drops those records (3,617 records from 371 stands: SN 205 stands, CS 79, LS 66, NE 21), the catalog was regenerated, and all 4,748 sampled stands pass the gate.</w:t>
       </w:r>
     </w:p>
     <w:p>
@@ -131,7 +131,7 @@
     </w:p>
     <w:p>
       <w:r>
-        <w:t>Table 1 gives the verdict by variant and Figure 1 places all 72 engine arms in the space of the two gates that decide. Under the primary rule seven variants have admissible fvs-modern arms: ACD, BM, CS, NE and SN on all four, LS on the two calibrated arms, and WS on calibrated native alone. Eleven do not. In CA, CI, CR, EC, IE, SO, TT and UT every arm passes the magnitude and stocking gates and fails only on the Reineke axis; in EM and WC the arms that pass magnitude fail on Reineke; PN fails the basal area gate on 38 stands. The magnitude test is passed almost everywhere: the 50 year share above the basal area p99.9 is at or below 1.7 percent in 14 of 18 variants, the SDI ceiling is never exceeded by more than 4.7 percent of stands, and the year 50 lower bound passes in every arm. The exceptions are the native arms in EM (22 percent default, 10 percent calibrated, with 8 percent on default GOMPIT), LS (14 and 10 percent on the default arms), WC (11 and 9 percent native) and PN (34 and 32 percent native).</w:t>
+        <w:t>Table 1 gives the verdict by variant and Figure 1 places all 72 engine arms in the space of the two gates that decide. Under the primary rule seven variants have admissible fvs-modern arms: ACD, BM, CS, NE and SN on all four, LS on the two calibrated arms, and WS on calibrated native alone. Eleven do not. In CA, CI, CR, EC, IE, SO, TT and UT every arm passes the magnitude and stocking gates and fails only on the Reineke axis; in EM and WC the arms that pass magnitude fail on Reineke; PN fails the basal area gate on 38 stands. The magnitude test is passed almost everywhere: the 50 year share above the basal area p99.9 is at or below 1.7 percent in 14 of 18 variants, the SDI ceiling is never exceeded by more than 4.7 percent of stands, and the year 50 lower bound passes in every arm. The exceptions are the native arms in EM (22 percent default, 10 percent calibrated, with 8 percent on default GOMPIT), LS (15 and 10 percent on the default arms), WC (11 and 9 percent native) and PN (34 and 32 percent native).</w:t>
       </w:r>
     </w:p>
     <w:p>
@@ -466,7 +466,7 @@
                 <w:b w:val="0"/>
                 <w:sz w:val="17"/>
               </w:rPr>
-              <w:t>299</w:t>
+              <w:t>300</w:t>
             </w:r>
           </w:p>
         </w:tc>
@@ -684,7 +684,7 @@
                 <w:b w:val="0"/>
                 <w:sz w:val="17"/>
               </w:rPr>
-              <w:t>298</w:t>
+              <w:t>300</w:t>
             </w:r>
           </w:p>
         </w:tc>
@@ -1120,7 +1120,7 @@
                 <w:b w:val="0"/>
                 <w:sz w:val="17"/>
               </w:rPr>
-              <w:t>297</w:t>
+              <w:t>300</w:t>
             </w:r>
           </w:p>
         </w:tc>
@@ -1228,7 +1228,7 @@
                 <w:b w:val="0"/>
                 <w:sz w:val="17"/>
               </w:rPr>
-              <w:t>0.49</w:t>
+              <w:t>0.50</w:t>
             </w:r>
           </w:p>
         </w:tc>
@@ -1446,7 +1446,7 @@
                 <w:b w:val="0"/>
                 <w:sz w:val="17"/>
               </w:rPr>
-              <w:t>0.35</w:t>
+              <w:t>0.34</w:t>
             </w:r>
           </w:p>
         </w:tc>
@@ -1556,7 +1556,7 @@
                 <w:b w:val="0"/>
                 <w:sz w:val="17"/>
               </w:rPr>
-              <w:t>233</w:t>
+              <w:t>300</w:t>
             </w:r>
           </w:p>
         </w:tc>
@@ -1882,7 +1882,7 @@
                 <w:b w:val="0"/>
                 <w:sz w:val="17"/>
               </w:rPr>
-              <w:t>0.16</w:t>
+              <w:t>0.17</w:t>
             </w:r>
           </w:p>
         </w:tc>
@@ -2210,7 +2210,7 @@
                 <w:b w:val="0"/>
                 <w:sz w:val="17"/>
               </w:rPr>
-              <w:t>298</w:t>
+              <w:t>300</w:t>
             </w:r>
           </w:p>
         </w:tc>
@@ -2428,7 +2428,7 @@
                 <w:b w:val="0"/>
                 <w:sz w:val="17"/>
               </w:rPr>
-              <w:t>266</w:t>
+              <w:t>300</w:t>
             </w:r>
           </w:p>
         </w:tc>
@@ -2536,7 +2536,7 @@
                 <w:b w:val="0"/>
                 <w:sz w:val="17"/>
               </w:rPr>
-              <w:t>1.00</w:t>
+              <w:t>0.99</w:t>
             </w:r>
           </w:p>
         </w:tc>
@@ -2646,7 +2646,7 @@
                 <w:b w:val="0"/>
                 <w:sz w:val="17"/>
               </w:rPr>
-              <w:t>285</w:t>
+              <w:t>300</w:t>
             </w:r>
           </w:p>
         </w:tc>
@@ -2754,7 +2754,7 @@
                 <w:b w:val="0"/>
                 <w:sz w:val="17"/>
               </w:rPr>
-              <w:t>0.99</w:t>
+              <w:t>1.00</w:t>
             </w:r>
           </w:p>
         </w:tc>
@@ -3082,7 +3082,7 @@
                 <w:b w:val="0"/>
                 <w:sz w:val="17"/>
               </w:rPr>
-              <w:t>161</w:t>
+              <w:t>300</w:t>
             </w:r>
           </w:p>
         </w:tc>
@@ -3626,7 +3626,7 @@
                 <w:b w:val="0"/>
                 <w:sz w:val="17"/>
               </w:rPr>
-              <w:t>0.24</w:t>
+              <w:t>0.25</w:t>
             </w:r>
           </w:p>
         </w:tc>
@@ -4280,7 +4280,7 @@
                 <w:b w:val="0"/>
                 <w:sz w:val="17"/>
               </w:rPr>
-              <w:t>0.90</w:t>
+              <w:t>0.89</w:t>
             </w:r>
           </w:p>
         </w:tc>
@@ -4429,12 +4429,12 @@
         <w:t>stress_catalog.R</w:t>
       </w:r>
       <w:r>
-        <w:t>, Cardinal job 15990793). The first part is a rule grid of 144 cells: horizon 50 or 100 years, exceedance tolerance 3, 5 or 10 percent, Wilson upper bound 10 or 15 percent, basal area ceiling at the p99.9 or the p99, Reineke flag tolerance 10, 15 or 25 percent, and a minimum of 10 or 30 evaluated trajectories. The second is a stand bootstrap, 500 resamples with replacement per variant under the shipped rule. Recomputing the shipped rule inside the stress script reproduced all 72 catalog verdicts, which is also an independent check of the gate script.</w:t>
+        <w:t>, Cardinal job 16003647 on the regenerated catalog; 15990793 on the first). The first part is a rule grid of 144 cells: horizon 50 or 100 years, exceedance tolerance 3, 5 or 10 percent, Wilson upper bound 10 or 15 percent, basal area ceiling at the p99.9 or the p99, Reineke flag tolerance 10, 15 or 25 percent, and a minimum of 10 or 30 evaluated trajectories. The second is a stand bootstrap, 500 resamples with replacement per variant under the shipped rule. Recomputing the shipped rule inside the stress script reproduced all 72 catalog verdicts, which is also an independent check of the gate script.</w:t>
       </w:r>
     </w:p>
     <w:p>
       <w:r>
-        <w:t>The bootstrap splits the 23 admissible arms into 15 stable (admissible in at least 90 percent of resamples and at least half the grid) and 8 fragile, and the 49 not admissible arms into 41 stable and 8 fragile (Table 2, Figure 2). At the variant level, which is what the selector acts on, the seven recommended variants keep at least one admissible engine arm in 100 percent of resamples for ACD, BM, CS, LS and SN, 99 percent for NE and 90 percent for WS. The fragile not admissible arms are all among the thirteen that a 25 percent Reineke tolerance admits, and the bootstrap puts seven of the eight below even odds (CI default native sits at 0.51), so the primary rule's refusal to recommend them is not an artifact of one draw of stands. CA, IE, PN and UT are admitted by no cell of the grid. The grid shows where the rule does its work: the Reineke tolerance is the only axis that changes recommended variants (25 percent admits 13 further arms in CI, CR, EC, SO, TT, WC and WS); the p99 ceiling admits only five arms anywhere, so the shipped p99.9 is the permissive end of the magnitude axis; the 100 year horizon removes one arm (LS calibrated native) and no variant; the 3 percent tolerance removes four arms and no variant; the minimum of 30 evaluated trajectories changes nothing. In NE the stable arm is default native (98 percent) while the shipped preference for GOMPIT rests on the Paper 2 near term cohort, so the catalog's NE choice trades long horizon stability for near term evidence and the selector's note says so.</w:t>
+        <w:t>The bootstrap splits the 23 admissible arms into 15 stable (admissible in at least 90 percent of resamples and at least half the grid) and 8 fragile, and the 49 not admissible arms into 41 stable and 8 fragile (Table 2, Figure 2). At the variant level, which is what the selector acts on, the seven recommended variants keep at least one admissible engine arm in 100 percent of resamples for ACD, BM, CS, NE and SN, 99 percent for LS and 89 percent for WS. The fragile not admissible arms are all among the thirteen that a 25 percent Reineke tolerance admits, and the bootstrap puts all eight below even odds (CI default native sits at 0.50), so the primary rule's refusal to recommend them is not an artifact of one draw of stands. CA, IE, PN and UT are admitted by no cell of the grid. The grid shows where the rule does its work: the Reineke tolerance is the only axis that changes recommended variants (25 percent admits 12 further arms in CI, CR, EC, SO, TT, WC and WS); the p99 ceiling admits only five arms anywhere, so the shipped p99.9 is the permissive end of the magnitude axis; the 100 year horizon removes one arm (LS calibrated native) and no variant; the 3 percent tolerance removes four arms and no variant; the minimum of 30 evaluated trajectories changes nothing. In NE the stable arm is default native (96 percent) while the shipped preference for GOMPIT rests on the Paper 2 near term cohort, so the catalog's NE choice trades long horizon stability for near term evidence and the selector's note says so.</w:t>
       </w:r>
     </w:p>
     <w:p>
@@ -4747,7 +4747,7 @@
                 <w:b w:val="0"/>
                 <w:sz w:val="17"/>
               </w:rPr>
-              <w:t>0.58</w:t>
+              <w:t>0.56</w:t>
             </w:r>
           </w:p>
         </w:tc>
@@ -4911,7 +4911,7 @@
                 <w:b w:val="0"/>
                 <w:sz w:val="17"/>
               </w:rPr>
-              <w:t>0.58</w:t>
+              <w:t>0.56</w:t>
             </w:r>
           </w:p>
         </w:tc>
@@ -5075,7 +5075,7 @@
                 <w:b w:val="0"/>
                 <w:sz w:val="17"/>
               </w:rPr>
-              <w:t>0.77</w:t>
+              <w:t>0.89</w:t>
             </w:r>
           </w:p>
         </w:tc>
@@ -5239,7 +5239,7 @@
                 <w:b w:val="0"/>
                 <w:sz w:val="17"/>
               </w:rPr>
-              <w:t>0.84</w:t>
+              <w:t>0.72</w:t>
             </w:r>
           </w:p>
         </w:tc>
@@ -5403,7 +5403,7 @@
                 <w:b w:val="0"/>
                 <w:sz w:val="17"/>
               </w:rPr>
-              <w:t>0.57</w:t>
+              <w:t>0.67</w:t>
             </w:r>
           </w:p>
         </w:tc>
@@ -5567,7 +5567,7 @@
                 <w:b w:val="0"/>
                 <w:sz w:val="17"/>
               </w:rPr>
-              <w:t>0.74</w:t>
+              <w:t>0.80</w:t>
             </w:r>
           </w:p>
         </w:tc>
@@ -5731,7 +5731,7 @@
                 <w:b w:val="0"/>
                 <w:sz w:val="17"/>
               </w:rPr>
-              <w:t>0.84</w:t>
+              <w:t>0.80</w:t>
             </w:r>
           </w:p>
         </w:tc>
@@ -5895,7 +5895,7 @@
                 <w:b w:val="0"/>
                 <w:sz w:val="17"/>
               </w:rPr>
-              <w:t>0.90</w:t>
+              <w:t>0.88</w:t>
             </w:r>
           </w:p>
         </w:tc>
@@ -6059,7 +6059,7 @@
                 <w:b w:val="0"/>
                 <w:sz w:val="17"/>
               </w:rPr>
-              <w:t>0.51</w:t>
+              <w:t>0.50</w:t>
             </w:r>
           </w:p>
         </w:tc>
@@ -6223,7 +6223,7 @@
                 <w:b w:val="0"/>
                 <w:sz w:val="17"/>
               </w:rPr>
-              <w:t>0.24</w:t>
+              <w:t>0.22</w:t>
             </w:r>
           </w:p>
         </w:tc>
@@ -6387,7 +6387,7 @@
                 <w:b w:val="0"/>
                 <w:sz w:val="17"/>
               </w:rPr>
-              <w:t>0.16</w:t>
+              <w:t>0.14</w:t>
             </w:r>
           </w:p>
         </w:tc>
@@ -6551,7 +6551,7 @@
                 <w:b w:val="0"/>
                 <w:sz w:val="17"/>
               </w:rPr>
-              <w:t>0.44</w:t>
+              <w:t>0.46</w:t>
             </w:r>
           </w:p>
         </w:tc>
@@ -6715,7 +6715,7 @@
                 <w:b w:val="0"/>
                 <w:sz w:val="17"/>
               </w:rPr>
-              <w:t>0.19</w:t>
+              <w:t>0.20</w:t>
             </w:r>
           </w:p>
         </w:tc>
@@ -7207,7 +7207,7 @@
                 <w:b w:val="0"/>
                 <w:sz w:val="17"/>
               </w:rPr>
-              <w:t>0.25</w:t>
+              <w:t>0.23</w:t>
             </w:r>
           </w:p>
         </w:tc>
@@ -7400,7 +7400,7 @@
         <w:t>nearterm_evidence</w:t>
       </w:r>
       <w:r>
-        <w:t xml:space="preserve"> column. The calibrated MAP is a point estimate here; the Paper 1 ensemble shows the posterior band for NE and ACD only. None of the arms establishes regeneration, so a 100 year plateau or decline in stems is partly a design choice. The common sample is unstratified, so the site ordering, Eichhorn, Sukachev and yield density relations are confounded by stand selection and are reported in the per variant scorecards but not gated; the synthetic 36 cell matrix remains the clean test of those relations. The 263 stands that fail the year zero gate, 256 of them eastern and nearly all entering the engine above their FIA basal area with verified input, are excluded and unexplained. The thresholds are the sample maximum in small variants. The projector b1 GOMPIT arm has no NE or SN rows in the October 27 rescore. These are stated in </w:t>
+        <w:t xml:space="preserve"> column. The calibrated MAP is a point estimate here; the Paper 1 ensemble shows the posterior band for NE and ACD only. None of the arms establishes regeneration, so a 100 year plateau or decline in stems is partly a design choice. The common sample is unstratified, so the site ordering, Eichhorn, Sukachev and yield density relations are confounded by stand selection and are reported in the per variant scorecards but not gated; the synthetic 36 cell matrix remains the clean test of those relations. The year zero seeding failures of the first catalog are explained and removed (null TPA_UNADJ records); the Paper 1 ensemble, seeded through the same generator, was rerun with the fix and every scorecard count is unchanged. The thresholds are the sample maximum in small variants. The projector b1 GOMPIT arm has no NE or SN rows in the October 27 rescore. These are stated in </w:t>
       </w:r>
       <w:r>
         <w:rPr>
@@ -7429,7 +7429,17 @@
     </w:p>
     <w:p>
       <w:r>
-        <w:t xml:space="preserve">The catalog tables, gate table, stress tables, per variant scorecards, scripts, run index and the running memo (Sections 1 to 16) are on the fvs-modern main branch of the advanced-forestry-systems organization at commit 1a520f5e (pull requests 118 to 126), under </w:t>
+        <w:t xml:space="preserve">The catalog tables, gate table, stress tables, per variant scorecards, scripts, run index and the running memo (Sections 1 to 16) are on the fvs-modern main branch of the advanced-forestry-systems organization (pull requests 118 to 130; the regenerated catalog is </w:t>
+      </w:r>
+      <w:r>
+        <w:rPr>
+          <w:rFonts w:ascii="Consolas" w:hAnsi="Consolas"/>
+          <w:sz w:val="19"/>
+        </w:rPr>
+        <w:t>gates_v5</w:t>
+      </w:r>
+      <w:r>
+        <w:t xml:space="preserve">), under </w:t>
       </w:r>
       <w:r>
         <w:rPr>
@@ -7449,7 +7459,7 @@
         <w:t>validation/bakuzis_stress_v2/</w:t>
       </w:r>
       <w:r>
-        <w:t>. The Zenodo record that accompanies this report (concept DOI 10.5281/zenodo.23777723, version 1.0.0 at 10.5281/zenodo.23777724) carries the same tables and scripts with their checksums, this report, and the presentation. FIA plot identifiers and coordinates do not appear in any deposited file; the stand sample is described by variant and count only.</w:t>
+        <w:t>. The Zenodo record that accompanies this report (concept DOI 10.5281/zenodo.23777723; version 1.0.0 at 10.5281/zenodo.23777724 holds the first catalog, version 1.1.0 the regenerated one) carries the same tables and scripts with their checksums, this report, and the presentation. FIA plot identifiers and coordinates do not appear in any deposited file; the stand sample is described by variant and count only.</w:t>
       </w:r>
     </w:p>
     <w:p>
